--- a/Remeha_Gas_ECO_b_blokkolasi_kod_muszaki_beszamolo.docx
+++ b/Remeha_Gas_ECO_b_blokkolasi_kod_muszaki_beszamolo.docx
@@ -112,7 +112,7 @@
                 <w:sz w:val="40"/>
                 <w:szCs w:val="40"/>
               </w:rPr>
-              <w:t xml:space="preserve">„b” blokkolási kód és 94 °C vízhőmérséklet</w:t>
+              <w:t xml:space="preserve">„b” blokkolási kód és 94 °C vízhőmérséklet</w:t>
             </w:r>
           </w:p>
           <w:p>
@@ -701,7 +701,7 @@
                 <w:sz w:val="21"/>
                 <w:szCs w:val="21"/>
               </w:rPr>
-              <w:t xml:space="preserve">▶  A megállapítás</w:t>
+              <w:t xml:space="preserve">►  A megállapítás</w:t>
             </w:r>
           </w:p>
           <w:p>
@@ -720,7 +720,7 @@
                 <w:sz w:val="20"/>
                 <w:szCs w:val="20"/>
               </w:rPr>
-              <w:t xml:space="preserve">A kazán kezelőpaneljén látható kijelzés NEM egyetlen „b94” hibakód. Két, egymástól független információ jelenik meg egyszerre: a bal oldali, „code” feliratú kijelzőn a b állapotkód, a jobb oldali, hőmérő ikonnal jelölt kijelzőn pedig a fűtővíz pillanatnyi hőmérséklete, 94 °C.</w:t>
+              <w:t xml:space="preserve">A kazán kezelőpaneljén látható kijelzés NEM egyetlen „b94” hibakód. Két, egymástól független információ jelenik meg egyszerre: a bal oldali, „code” feliratú kijelzőn a b állapotkód, a jobb oldali, hőmérő ikonnal jelölt kijelzőn pedig a fűtővíz pillanatnyi hőmérséklete, 94 °C.</w:t>
             </w:r>
           </w:p>
           <w:p>
@@ -758,7 +758,7 @@
                 <w:sz w:val="20"/>
                 <w:szCs w:val="20"/>
               </w:rPr>
-              <w:t xml:space="preserve">A 94 °C-os vízhőmérséklet a diagnózis kulcsa: ez már közvetlenül a maximál termosztát működési tartománya alatt van, és jellemzően elégtelen vízáramlásra utal a kazánon keresztül.</w:t>
+              <w:t xml:space="preserve">A 94 °C-os vízhőmérséklet a diagnózis kulcsa: ez már közvetlenül a maximál termosztát működési tartománya alatt van, és jellemzően elégtelen vízáramlásra utal a kazánon keresztül.</w:t>
             </w:r>
           </w:p>
         </w:tc>
@@ -941,7 +941,7 @@
                 <w:sz w:val="40"/>
                 <w:szCs w:val="40"/>
               </w:rPr>
-              <w:t xml:space="preserve">94 °C</w:t>
+              <w:t xml:space="preserve">94 °C</w:t>
             </w:r>
           </w:p>
           <w:p>
@@ -1361,138 +1361,199 @@
         <w:t xml:space="preserve"/>
       </w:r>
     </w:p>
-    <w:p>
-      <w:pPr>
-        <w:spacing w:after="80"/>
-        <w:jc w:val="center"/>
-      </w:pPr>
-      <w:r>
-        <w:drawing>
-          <wp:inline distT="0" distB="0" distL="0" distR="0">
-            <wp:extent cx="4191000" cy="2362200"/>
-            <wp:effectExtent t="0" r="0" b="0" l="0"/>
-            <wp:docPr id="1" name="" descr="" title=""/>
-            <wp:cNvGraphicFramePr>
-              <a:graphicFrameLocks xmlns:a="http://schemas.openxmlformats.org/drawingml/2006/main" noChangeAspect="1"/>
-            </wp:cNvGraphicFramePr>
-            <a:graphic xmlns:a="http://schemas.openxmlformats.org/drawingml/2006/main">
-              <a:graphicData uri="http://schemas.openxmlformats.org/drawingml/2006/picture">
-                <pic:pic xmlns:pic="http://schemas.openxmlformats.org/drawingml/2006/picture">
-                  <pic:nvPicPr>
-                    <pic:cNvPr id="0" name="" descr=""/>
-                    <pic:cNvPicPr>
-                      <a:picLocks noChangeAspect="1" noChangeArrowheads="1"/>
-                    </pic:cNvPicPr>
-                  </pic:nvPicPr>
-                  <pic:blipFill>
-                    <a:blip r:embed="rId8" cstate="none"/>
-                    <a:srcRect/>
-                    <a:stretch>
-                      <a:fillRect/>
-                    </a:stretch>
-                  </pic:blipFill>
-                  <pic:spPr bwMode="auto">
-                    <a:xfrm>
-                      <a:off x="0" y="0"/>
-                      <a:ext cx="4191000" cy="2362200"/>
-                    </a:xfrm>
-                    <a:prstGeom prst="rect">
-                      <a:avLst/>
-                    </a:prstGeom>
-                  </pic:spPr>
-                </pic:pic>
-              </a:graphicData>
-            </a:graphic>
-          </wp:inline>
-        </w:drawing>
-      </w:r>
-    </w:p>
-    <w:p>
-      <w:pPr>
-        <w:spacing w:after="140" w:before="0" w:line="276"/>
-        <w:jc w:val="center"/>
-      </w:pPr>
-      <w:r>
-        <w:rPr>
-          <w:rFonts w:ascii="Segoe UI" w:cs="Segoe UI" w:eastAsia="Segoe UI" w:hAnsi="Segoe UI"/>
-          <w:b w:val="false"/>
-          <w:bCs w:val="false"/>
-          <w:i/>
-          <w:iCs/>
-          <w:caps w:val="false"/>
-          <w:color w:val="63768A"/>
-          <w:sz w:val="16"/>
-          <w:szCs w:val="16"/>
-        </w:rPr>
-        <w:t xml:space="preserve">1. ábra — A kezelőpanel: a „code” kijelzőn „b”, a hőmérő ikon alatt „94”. A két érték külön információ.</w:t>
-      </w:r>
-    </w:p>
-    <w:p>
-      <w:pPr>
-        <w:spacing w:after="80"/>
-        <w:jc w:val="center"/>
-      </w:pPr>
-      <w:r>
-        <w:drawing>
-          <wp:inline distT="0" distB="0" distL="0" distR="0">
-            <wp:extent cx="2762250" cy="1552575"/>
-            <wp:effectExtent t="0" r="0" b="0" l="0"/>
-            <wp:docPr id="1" name="" descr="" title=""/>
-            <wp:cNvGraphicFramePr>
-              <a:graphicFrameLocks xmlns:a="http://schemas.openxmlformats.org/drawingml/2006/main" noChangeAspect="1"/>
-            </wp:cNvGraphicFramePr>
-            <a:graphic xmlns:a="http://schemas.openxmlformats.org/drawingml/2006/main">
-              <a:graphicData uri="http://schemas.openxmlformats.org/drawingml/2006/picture">
-                <pic:pic xmlns:pic="http://schemas.openxmlformats.org/drawingml/2006/picture">
-                  <pic:nvPicPr>
-                    <pic:cNvPr id="0" name="" descr=""/>
-                    <pic:cNvPicPr>
-                      <a:picLocks noChangeAspect="1" noChangeArrowheads="1"/>
-                    </pic:cNvPicPr>
-                  </pic:nvPicPr>
-                  <pic:blipFill>
-                    <a:blip r:embed="rId9" cstate="none"/>
-                    <a:srcRect/>
-                    <a:stretch>
-                      <a:fillRect/>
-                    </a:stretch>
-                  </pic:blipFill>
-                  <pic:spPr bwMode="auto">
-                    <a:xfrm>
-                      <a:off x="0" y="0"/>
-                      <a:ext cx="2762250" cy="1552575"/>
-                    </a:xfrm>
-                    <a:prstGeom prst="rect">
-                      <a:avLst/>
-                    </a:prstGeom>
-                  </pic:spPr>
-                </pic:pic>
-              </a:graphicData>
-            </a:graphic>
-          </wp:inline>
-        </w:drawing>
-      </w:r>
-    </w:p>
-    <w:p>
-      <w:pPr>
-        <w:spacing w:after="140" w:before="0" w:line="276"/>
-        <w:jc w:val="center"/>
-      </w:pPr>
-      <w:r>
-        <w:rPr>
-          <w:rFonts w:ascii="Segoe UI" w:cs="Segoe UI" w:eastAsia="Segoe UI" w:hAnsi="Segoe UI"/>
-          <w:b w:val="false"/>
-          <w:bCs w:val="false"/>
-          <w:i/>
-          <w:iCs/>
-          <w:caps w:val="false"/>
-          <w:color w:val="63768A"/>
-          <w:sz w:val="16"/>
-          <w:szCs w:val="16"/>
-        </w:rPr>
-        <w:t xml:space="preserve">2. ábra — A készülék típusjelzése: Remeha GAS … ECO sorozat (öntvényes, álló kivitelű kazán).</w:t>
-      </w:r>
-    </w:p>
+    <w:tbl>
+      <w:tblPr>
+        <w:tblW w:type="dxa" w:w="9638"/>
+        <w:tblBorders>
+          <w:top w:val="none" w:color="FFFFFF" w:sz="0"/>
+          <w:left w:val="none" w:color="FFFFFF" w:sz="0"/>
+          <w:bottom w:val="none" w:color="FFFFFF" w:sz="0"/>
+          <w:right w:val="none" w:color="FFFFFF" w:sz="0"/>
+          <w:insideH w:val="none" w:color="FFFFFF" w:sz="0"/>
+          <w:insideV w:val="none" w:color="FFFFFF" w:sz="0"/>
+        </w:tblBorders>
+        <w:tblLayout w:type="fixed"/>
+      </w:tblPr>
+      <w:tblGrid>
+        <w:gridCol w:w="4819"/>
+        <w:gridCol w:w="4819"/>
+      </w:tblGrid>
+      <w:tr>
+        <w:trPr>
+          <w:cantSplit/>
+        </w:trPr>
+        <w:tc>
+          <w:tcPr>
+            <w:tcW w:type="dxa" w:w="4819"/>
+            <w:tcBorders>
+              <w:top w:val="none" w:color="FFFFFF" w:sz="0"/>
+              <w:left w:val="none" w:color="FFFFFF" w:sz="0"/>
+              <w:bottom w:val="none" w:color="FFFFFF" w:sz="0"/>
+              <w:right w:val="none" w:color="FFFFFF" w:sz="0"/>
+            </w:tcBorders>
+            <w:shd w:fill="F6F9FB" w:color="auto" w:val="clear"/>
+            <w:tcMar>
+              <w:top w:type="dxa" w:w="160"/>
+              <w:left w:type="dxa" w:w="120"/>
+              <w:bottom w:type="dxa" w:w="160"/>
+              <w:right w:type="dxa" w:w="120"/>
+            </w:tcMar>
+            <w:vAlign w:val="top"/>
+          </w:tcPr>
+          <w:p>
+            <w:pPr>
+              <w:spacing w:after="100"/>
+              <w:jc w:val="center"/>
+            </w:pPr>
+            <w:r>
+              <w:drawing>
+                <wp:inline distT="0" distB="0" distL="0" distR="0">
+                  <wp:extent cx="2857500" cy="1609725"/>
+                  <wp:effectExtent t="0" r="0" b="0" l="0"/>
+                  <wp:docPr id="1" name="" descr="" title=""/>
+                  <wp:cNvGraphicFramePr>
+                    <a:graphicFrameLocks xmlns:a="http://schemas.openxmlformats.org/drawingml/2006/main" noChangeAspect="1"/>
+                  </wp:cNvGraphicFramePr>
+                  <a:graphic xmlns:a="http://schemas.openxmlformats.org/drawingml/2006/main">
+                    <a:graphicData uri="http://schemas.openxmlformats.org/drawingml/2006/picture">
+                      <pic:pic xmlns:pic="http://schemas.openxmlformats.org/drawingml/2006/picture">
+                        <pic:nvPicPr>
+                          <pic:cNvPr id="0" name="" descr=""/>
+                          <pic:cNvPicPr>
+                            <a:picLocks noChangeAspect="1" noChangeArrowheads="1"/>
+                          </pic:cNvPicPr>
+                        </pic:nvPicPr>
+                        <pic:blipFill>
+                          <a:blip r:embed="rId8" cstate="none"/>
+                          <a:srcRect/>
+                          <a:stretch>
+                            <a:fillRect/>
+                          </a:stretch>
+                        </pic:blipFill>
+                        <pic:spPr bwMode="auto">
+                          <a:xfrm>
+                            <a:off x="0" y="0"/>
+                            <a:ext cx="2857500" cy="1609725"/>
+                          </a:xfrm>
+                          <a:prstGeom prst="rect">
+                            <a:avLst/>
+                          </a:prstGeom>
+                        </pic:spPr>
+                      </pic:pic>
+                    </a:graphicData>
+                  </a:graphic>
+                </wp:inline>
+              </w:drawing>
+            </w:r>
+          </w:p>
+          <w:p>
+            <w:pPr>
+              <w:spacing w:after="0" w:before="0" w:line="250"/>
+              <w:jc w:val="center"/>
+            </w:pPr>
+            <w:r>
+              <w:rPr>
+                <w:rFonts w:ascii="Segoe UI" w:cs="Segoe UI" w:eastAsia="Segoe UI" w:hAnsi="Segoe UI"/>
+                <w:b w:val="false"/>
+                <w:bCs w:val="false"/>
+                <w:i/>
+                <w:iCs/>
+                <w:caps w:val="false"/>
+                <w:color w:val="63768A"/>
+                <w:sz w:val="16"/>
+                <w:szCs w:val="16"/>
+              </w:rPr>
+              <w:t xml:space="preserve">1. ábra — A kezelőpanel: a „code” kijelzőn „b”, a hőmérő ikon alatt „94”. A két érték külön információ.</w:t>
+            </w:r>
+          </w:p>
+        </w:tc>
+        <w:tc>
+          <w:tcPr>
+            <w:tcW w:type="dxa" w:w="4819"/>
+            <w:tcBorders>
+              <w:top w:val="none" w:color="FFFFFF" w:sz="0"/>
+              <w:left w:val="single" w:color="FFFFFF" w:sz="24"/>
+              <w:bottom w:val="none" w:color="FFFFFF" w:sz="0"/>
+              <w:right w:val="none" w:color="FFFFFF" w:sz="0"/>
+            </w:tcBorders>
+            <w:shd w:fill="F6F9FB" w:color="auto" w:val="clear"/>
+            <w:tcMar>
+              <w:top w:type="dxa" w:w="160"/>
+              <w:left w:type="dxa" w:w="120"/>
+              <w:bottom w:type="dxa" w:w="160"/>
+              <w:right w:type="dxa" w:w="120"/>
+            </w:tcMar>
+            <w:vAlign w:val="top"/>
+          </w:tcPr>
+          <w:p>
+            <w:pPr>
+              <w:spacing w:after="100"/>
+              <w:jc w:val="center"/>
+            </w:pPr>
+            <w:r>
+              <w:drawing>
+                <wp:inline distT="0" distB="0" distL="0" distR="0">
+                  <wp:extent cx="2857500" cy="1609725"/>
+                  <wp:effectExtent t="0" r="0" b="0" l="0"/>
+                  <wp:docPr id="1" name="" descr="" title=""/>
+                  <wp:cNvGraphicFramePr>
+                    <a:graphicFrameLocks xmlns:a="http://schemas.openxmlformats.org/drawingml/2006/main" noChangeAspect="1"/>
+                  </wp:cNvGraphicFramePr>
+                  <a:graphic xmlns:a="http://schemas.openxmlformats.org/drawingml/2006/main">
+                    <a:graphicData uri="http://schemas.openxmlformats.org/drawingml/2006/picture">
+                      <pic:pic xmlns:pic="http://schemas.openxmlformats.org/drawingml/2006/picture">
+                        <pic:nvPicPr>
+                          <pic:cNvPr id="0" name="" descr=""/>
+                          <pic:cNvPicPr>
+                            <a:picLocks noChangeAspect="1" noChangeArrowheads="1"/>
+                          </pic:cNvPicPr>
+                        </pic:nvPicPr>
+                        <pic:blipFill>
+                          <a:blip r:embed="rId9" cstate="none"/>
+                          <a:srcRect/>
+                          <a:stretch>
+                            <a:fillRect/>
+                          </a:stretch>
+                        </pic:blipFill>
+                        <pic:spPr bwMode="auto">
+                          <a:xfrm>
+                            <a:off x="0" y="0"/>
+                            <a:ext cx="2857500" cy="1609725"/>
+                          </a:xfrm>
+                          <a:prstGeom prst="rect">
+                            <a:avLst/>
+                          </a:prstGeom>
+                        </pic:spPr>
+                      </pic:pic>
+                    </a:graphicData>
+                  </a:graphic>
+                </wp:inline>
+              </w:drawing>
+            </w:r>
+          </w:p>
+          <w:p>
+            <w:pPr>
+              <w:spacing w:after="0" w:before="0" w:line="250"/>
+              <w:jc w:val="center"/>
+            </w:pPr>
+            <w:r>
+              <w:rPr>
+                <w:rFonts w:ascii="Segoe UI" w:cs="Segoe UI" w:eastAsia="Segoe UI" w:hAnsi="Segoe UI"/>
+                <w:b w:val="false"/>
+                <w:bCs w:val="false"/>
+                <w:i/>
+                <w:iCs/>
+                <w:caps w:val="false"/>
+                <w:color w:val="63768A"/>
+                <w:sz w:val="16"/>
+                <w:szCs w:val="16"/>
+              </w:rPr>
+              <w:t xml:space="preserve">2. ábra — A típusjelzés: Remeha GAS … ECO sorozat (öntvényes, álló kivitelű kazán).</w:t>
+            </w:r>
+          </w:p>
+        </w:tc>
+      </w:tr>
+    </w:tbl>
     <w:p>
       <w:pPr>
         <w:spacing w:after="180" w:line="20"/>
@@ -1847,7 +1908,7 @@
                 <w:sz w:val="18"/>
                 <w:szCs w:val="18"/>
               </w:rPr>
-              <w:t xml:space="preserve">Mértékegység</w:t>
+              <w:t xml:space="preserve">Egység</w:t>
             </w:r>
           </w:p>
         </w:tc>
@@ -2304,7 +2365,7 @@
                 <w:sz w:val="20"/>
                 <w:szCs w:val="20"/>
               </w:rPr>
-              <w:t xml:space="preserve">„b94” mint önálló hibakód nem létezik a Remeha kódtáblázatában. A helyes olvasat: „b” állapot + 94 °C vízhőmérséklet. Ez a megkülönböztetés azért lényeges, mert hibakód-keresésnél a „b94” kifejezésre nem lehet találatot kapni, és a felhasználó tévesen egzotikus elektronikai hibát feltételezhet egy egyszerű hidraulikai probléma helyett.</w:t>
+              <w:t xml:space="preserve">„b94” mint önálló hibakód nem létezik a Remeha kódtáblázatában. A helyes olvasat: „b” állapot + 94 °C vízhőmérséklet. Ez a megkülönböztetés azért lényeges, mert hibakód-keresésnél a „b94” kifejezésre nem lehet találatot kapni, és a felhasználó tévesen egzotikus elektronikai hibát feltételezhet egy egyszerű hidraulikai probléma helyett.</w:t>
             </w:r>
           </w:p>
         </w:tc>
@@ -3160,26 +3221,6 @@
     </w:tbl>
     <w:p>
       <w:pPr>
-        <w:pageBreakBefore/>
-        <w:spacing w:after="0"/>
-      </w:pPr>
-      <w:r>
-        <w:rPr>
-          <w:rFonts w:ascii="Segoe UI" w:cs="Segoe UI" w:eastAsia="Segoe UI" w:hAnsi="Segoe UI"/>
-          <w:b w:val="false"/>
-          <w:bCs w:val="false"/>
-          <w:i w:val="false"/>
-          <w:iCs w:val="false"/>
-          <w:caps w:val="false"/>
-          <w:color w:val="33455A"/>
-          <w:sz w:val="20"/>
-          <w:szCs w:val="20"/>
-        </w:rPr>
-        <w:t xml:space="preserve"/>
-      </w:r>
-    </w:p>
-    <w:p>
-      <w:pPr>
         <w:spacing w:after="100" w:before="200"/>
       </w:pPr>
       <w:r>
@@ -3309,7 +3350,7 @@
                 <w:sz w:val="20"/>
                 <w:szCs w:val="20"/>
               </w:rPr>
-              <w:t xml:space="preserve">A gyári leírás szerint, ha a visszatérő víz hőmérséklete meghaladja az előremenőét (jellemzően kb. +3 °C-kal), a kazán először minimális teljesítményre modulál és így üzemel kb. 1 percig. Ha az állapot ezután is fennáll, az égő „b” kóddal leáll, és csak akkor indul újra, amikor a visszatérő hőmérséklet visszaesik az előremenő alá.</w:t>
+              <w:t xml:space="preserve">A gyári leírás szerint, ha a visszatérő víz hőmérséklete meghaladja az előremenőét (jellemzően kb. +3 °C-kal), a kazán először minimális teljesítményre modulál és így üzemel kb. 1 percig. Ha az állapot ezután is fennáll, az égő „b” kóddal leáll, és csak akkor indul újra, amikor a visszatérő hőmérséklet visszaesik az előremenő alá.</w:t>
             </w:r>
           </w:p>
           <w:p>
@@ -3724,7 +3765,7 @@
                 <w:sz w:val="26"/>
                 <w:szCs w:val="26"/>
               </w:rPr>
-              <w:t xml:space="preserve">Miért kritikus a 94 °C?</w:t>
+              <w:t xml:space="preserve">Miért kritikus a 94 °C?</w:t>
             </w:r>
           </w:p>
           <w:p>
@@ -3784,7 +3825,7 @@
           <w:sz w:val="20"/>
           <w:szCs w:val="20"/>
         </w:rPr>
-        <w:t xml:space="preserve">A 94 °C önmagában még nem hibaállapot — egy öntvényes, nem kondenzációs kazán képes ilyen hőmérsékleten üzemelni. A jelentősége abban áll, hogy hol helyezkedik el a védelmi küszöbökhöz képest, és hogy a „b” kóddal együtt jelenik meg.</w:t>
+        <w:t xml:space="preserve">A 94 °C önmagában még nem hibaállapot — egy öntvényes, nem kondenzációs kazán képes ilyen hőmérsékleten üzemelni. A jelentősége abban áll, hogy hol helyezkedik el a védelmi küszöbökhöz képest, és hogy a „b” kóddal együtt jelenik meg.</w:t>
       </w:r>
     </w:p>
     <w:tbl>
@@ -4008,7 +4049,7 @@
                 <w:sz w:val="19"/>
                 <w:szCs w:val="19"/>
               </w:rPr>
-              <w:t xml:space="preserve">50 – 75 °C</w:t>
+              <w:t xml:space="preserve">50 – 75 °C</w:t>
             </w:r>
           </w:p>
         </w:tc>
@@ -4168,7 +4209,7 @@
                 <w:sz w:val="19"/>
                 <w:szCs w:val="19"/>
               </w:rPr>
-              <w:t xml:space="preserve">75 – 85 °C</w:t>
+              <w:t xml:space="preserve">75 – 85 °C</w:t>
             </w:r>
           </w:p>
         </w:tc>
@@ -4328,7 +4369,7 @@
                 <w:sz w:val="19"/>
                 <w:szCs w:val="19"/>
               </w:rPr>
-              <w:t xml:space="preserve">85 – 95 °C</w:t>
+              <w:t xml:space="preserve">85 – 95 °C</w:t>
             </w:r>
           </w:p>
         </w:tc>
@@ -4488,7 +4529,7 @@
                 <w:sz w:val="19"/>
                 <w:szCs w:val="19"/>
               </w:rPr>
-              <w:t xml:space="preserve">95 °C felett</w:t>
+              <w:t xml:space="preserve">95 °C felett</w:t>
             </w:r>
           </w:p>
         </w:tc>
@@ -4566,7 +4607,7 @@
                 <w:sz w:val="19"/>
                 <w:szCs w:val="19"/>
               </w:rPr>
-              <w:t xml:space="preserve">A maximál termosztát működési tartománya (típustól függően kb. 95–110 °C)</w:t>
+              <w:t xml:space="preserve">A maximál termosztát működési tartománya (típustól függően kb. 95–110 °C)</w:t>
             </w:r>
           </w:p>
         </w:tc>
@@ -4742,7 +4783,7 @@
                 <w:sz w:val="20"/>
                 <w:szCs w:val="20"/>
               </w:rPr>
-              <w:t xml:space="preserve">A 94 °C és a „b” kód együttes megjelenése erősen arra utal, hogy a kazán gyorsabban termeli a hőt, mint ahogy azt a rendszer el tudja szállítani. Ez klasszikusan áramlási (hidraulikai) probléma, nem pedig égéstechnikai vagy elektronikai hiba. A kazán helyesen viselkedik: megvédi önmagát a forrástól és a kazántest hőfeszültségétől.</w:t>
+              <w:t xml:space="preserve">A 94 °C és a „b” kód együttes megjelenése erősen arra utal, hogy a kazán gyorsabban termeli a hőt, mint ahogy azt a rendszer el tudja szállítani. Ez klasszikusan áramlási (hidraulikai) probléma, nem pedig égéstechnikai vagy elektronikai hiba. A kazán helyesen viselkedik: megvédi önmagát a forrástól és a kazántest hőfeszültségétől.</w:t>
             </w:r>
           </w:p>
         </w:tc>
@@ -4939,9 +4980,9 @@
         <w:tblLayout w:type="fixed"/>
       </w:tblPr>
       <w:tblGrid>
-        <w:gridCol w:w="2500"/>
-        <w:gridCol w:w="3000"/>
-        <w:gridCol w:w="1400"/>
+        <w:gridCol w:w="2150"/>
+        <w:gridCol w:w="2800"/>
+        <w:gridCol w:w="1950"/>
         <w:gridCol w:w="2738"/>
       </w:tblGrid>
       <w:tr>
@@ -4950,7 +4991,7 @@
         </w:trPr>
         <w:tc>
           <w:tcPr>
-            <w:tcW w:type="dxa" w:w="2500"/>
+            <w:tcW w:type="dxa" w:w="2150"/>
             <w:tcBorders>
               <w:top w:val="none" w:color="FFFFFF" w:sz="0"/>
               <w:left w:val="none" w:color="FFFFFF" w:sz="0"/>
@@ -4989,7 +5030,7 @@
         </w:tc>
         <w:tc>
           <w:tcPr>
-            <w:tcW w:type="dxa" w:w="3000"/>
+            <w:tcW w:type="dxa" w:w="2800"/>
             <w:tcBorders>
               <w:top w:val="none" w:color="FFFFFF" w:sz="0"/>
               <w:left w:val="none" w:color="FFFFFF" w:sz="0"/>
@@ -5028,7 +5069,7 @@
         </w:tc>
         <w:tc>
           <w:tcPr>
-            <w:tcW w:type="dxa" w:w="1400"/>
+            <w:tcW w:type="dxa" w:w="1950"/>
             <w:tcBorders>
               <w:top w:val="none" w:color="FFFFFF" w:sz="0"/>
               <w:left w:val="none" w:color="FFFFFF" w:sz="0"/>
@@ -5113,7 +5154,7 @@
         </w:trPr>
         <w:tc>
           <w:tcPr>
-            <w:tcW w:type="dxa" w:w="2500"/>
+            <w:tcW w:type="dxa" w:w="2150"/>
             <w:tcBorders>
               <w:top w:val="single" w:color="DCE3EA" w:sz="2"/>
               <w:left w:val="none" w:color="FFFFFF" w:sz="0"/>
@@ -5151,7 +5192,7 @@
         </w:tc>
         <w:tc>
           <w:tcPr>
-            <w:tcW w:type="dxa" w:w="3000"/>
+            <w:tcW w:type="dxa" w:w="2800"/>
             <w:tcBorders>
               <w:top w:val="single" w:color="DCE3EA" w:sz="2"/>
               <w:left w:val="none" w:color="FFFFFF" w:sz="0"/>
@@ -5189,7 +5230,7 @@
         </w:tc>
         <w:tc>
           <w:tcPr>
-            <w:tcW w:type="dxa" w:w="1400"/>
+            <w:tcW w:type="dxa" w:w="1950"/>
             <w:tcBorders>
               <w:top w:val="single" w:color="DCE3EA" w:sz="2"/>
               <w:left w:val="none" w:color="FFFFFF" w:sz="0"/>
@@ -5272,7 +5313,7 @@
         </w:trPr>
         <w:tc>
           <w:tcPr>
-            <w:tcW w:type="dxa" w:w="2500"/>
+            <w:tcW w:type="dxa" w:w="2150"/>
             <w:tcBorders>
               <w:top w:val="single" w:color="DCE3EA" w:sz="2"/>
               <w:left w:val="none" w:color="FFFFFF" w:sz="0"/>
@@ -5310,7 +5351,7 @@
         </w:tc>
         <w:tc>
           <w:tcPr>
-            <w:tcW w:type="dxa" w:w="3000"/>
+            <w:tcW w:type="dxa" w:w="2800"/>
             <w:tcBorders>
               <w:top w:val="single" w:color="DCE3EA" w:sz="2"/>
               <w:left w:val="none" w:color="FFFFFF" w:sz="0"/>
@@ -5348,7 +5389,7 @@
         </w:tc>
         <w:tc>
           <w:tcPr>
-            <w:tcW w:type="dxa" w:w="1400"/>
+            <w:tcW w:type="dxa" w:w="1950"/>
             <w:tcBorders>
               <w:top w:val="single" w:color="DCE3EA" w:sz="2"/>
               <w:left w:val="none" w:color="FFFFFF" w:sz="0"/>
@@ -5431,7 +5472,7 @@
         </w:trPr>
         <w:tc>
           <w:tcPr>
-            <w:tcW w:type="dxa" w:w="2500"/>
+            <w:tcW w:type="dxa" w:w="2150"/>
             <w:tcBorders>
               <w:top w:val="single" w:color="DCE3EA" w:sz="2"/>
               <w:left w:val="none" w:color="FFFFFF" w:sz="0"/>
@@ -5469,7 +5510,7 @@
         </w:tc>
         <w:tc>
           <w:tcPr>
-            <w:tcW w:type="dxa" w:w="3000"/>
+            <w:tcW w:type="dxa" w:w="2800"/>
             <w:tcBorders>
               <w:top w:val="single" w:color="DCE3EA" w:sz="2"/>
               <w:left w:val="none" w:color="FFFFFF" w:sz="0"/>
@@ -5507,7 +5548,7 @@
         </w:tc>
         <w:tc>
           <w:tcPr>
-            <w:tcW w:type="dxa" w:w="1400"/>
+            <w:tcW w:type="dxa" w:w="1950"/>
             <w:tcBorders>
               <w:top w:val="single" w:color="DCE3EA" w:sz="2"/>
               <w:left w:val="none" w:color="FFFFFF" w:sz="0"/>
@@ -5590,7 +5631,7 @@
         </w:trPr>
         <w:tc>
           <w:tcPr>
-            <w:tcW w:type="dxa" w:w="2500"/>
+            <w:tcW w:type="dxa" w:w="2150"/>
             <w:tcBorders>
               <w:top w:val="single" w:color="DCE3EA" w:sz="2"/>
               <w:left w:val="none" w:color="FFFFFF" w:sz="0"/>
@@ -5628,7 +5669,7 @@
         </w:tc>
         <w:tc>
           <w:tcPr>
-            <w:tcW w:type="dxa" w:w="3000"/>
+            <w:tcW w:type="dxa" w:w="2800"/>
             <w:tcBorders>
               <w:top w:val="single" w:color="DCE3EA" w:sz="2"/>
               <w:left w:val="none" w:color="FFFFFF" w:sz="0"/>
@@ -5660,13 +5701,13 @@
                 <w:sz w:val="19"/>
                 <w:szCs w:val="19"/>
               </w:rPr>
-              <w:t xml:space="preserve">Nyomásmérő 1 bar alatt</w:t>
-            </w:r>
-          </w:p>
-        </w:tc>
-        <w:tc>
-          <w:tcPr>
-            <w:tcW w:type="dxa" w:w="1400"/>
+              <w:t xml:space="preserve">Nyomásmérő 1 bar alatt</w:t>
+            </w:r>
+          </w:p>
+        </w:tc>
+        <w:tc>
+          <w:tcPr>
+            <w:tcW w:type="dxa" w:w="1950"/>
             <w:tcBorders>
               <w:top w:val="single" w:color="DCE3EA" w:sz="2"/>
               <w:left w:val="none" w:color="FFFFFF" w:sz="0"/>
@@ -5749,7 +5790,7 @@
         </w:trPr>
         <w:tc>
           <w:tcPr>
-            <w:tcW w:type="dxa" w:w="2500"/>
+            <w:tcW w:type="dxa" w:w="2150"/>
             <w:tcBorders>
               <w:top w:val="single" w:color="DCE3EA" w:sz="2"/>
               <w:left w:val="none" w:color="FFFFFF" w:sz="0"/>
@@ -5787,7 +5828,7 @@
         </w:tc>
         <w:tc>
           <w:tcPr>
-            <w:tcW w:type="dxa" w:w="3000"/>
+            <w:tcW w:type="dxa" w:w="2800"/>
             <w:tcBorders>
               <w:top w:val="single" w:color="DCE3EA" w:sz="2"/>
               <w:left w:val="none" w:color="FFFFFF" w:sz="0"/>
@@ -5825,7 +5866,7 @@
         </w:tc>
         <w:tc>
           <w:tcPr>
-            <w:tcW w:type="dxa" w:w="1400"/>
+            <w:tcW w:type="dxa" w:w="1950"/>
             <w:tcBorders>
               <w:top w:val="single" w:color="DCE3EA" w:sz="2"/>
               <w:left w:val="none" w:color="FFFFFF" w:sz="0"/>
@@ -5908,7 +5949,7 @@
         </w:trPr>
         <w:tc>
           <w:tcPr>
-            <w:tcW w:type="dxa" w:w="2500"/>
+            <w:tcW w:type="dxa" w:w="2150"/>
             <w:tcBorders>
               <w:top w:val="single" w:color="DCE3EA" w:sz="2"/>
               <w:left w:val="none" w:color="FFFFFF" w:sz="0"/>
@@ -5946,7 +5987,7 @@
         </w:tc>
         <w:tc>
           <w:tcPr>
-            <w:tcW w:type="dxa" w:w="3000"/>
+            <w:tcW w:type="dxa" w:w="2800"/>
             <w:tcBorders>
               <w:top w:val="single" w:color="DCE3EA" w:sz="2"/>
               <w:left w:val="none" w:color="FFFFFF" w:sz="0"/>
@@ -5984,7 +6025,7 @@
         </w:tc>
         <w:tc>
           <w:tcPr>
-            <w:tcW w:type="dxa" w:w="1400"/>
+            <w:tcW w:type="dxa" w:w="1950"/>
             <w:tcBorders>
               <w:top w:val="single" w:color="DCE3EA" w:sz="2"/>
               <w:left w:val="none" w:color="FFFFFF" w:sz="0"/>
@@ -6067,7 +6108,7 @@
         </w:trPr>
         <w:tc>
           <w:tcPr>
-            <w:tcW w:type="dxa" w:w="2500"/>
+            <w:tcW w:type="dxa" w:w="2150"/>
             <w:tcBorders>
               <w:top w:val="single" w:color="DCE3EA" w:sz="2"/>
               <w:left w:val="none" w:color="FFFFFF" w:sz="0"/>
@@ -6105,7 +6146,7 @@
         </w:tc>
         <w:tc>
           <w:tcPr>
-            <w:tcW w:type="dxa" w:w="3000"/>
+            <w:tcW w:type="dxa" w:w="2800"/>
             <w:tcBorders>
               <w:top w:val="single" w:color="DCE3EA" w:sz="2"/>
               <w:left w:val="none" w:color="FFFFFF" w:sz="0"/>
@@ -6143,7 +6184,7 @@
         </w:tc>
         <w:tc>
           <w:tcPr>
-            <w:tcW w:type="dxa" w:w="1400"/>
+            <w:tcW w:type="dxa" w:w="1950"/>
             <w:tcBorders>
               <w:top w:val="single" w:color="DCE3EA" w:sz="2"/>
               <w:left w:val="none" w:color="FFFFFF" w:sz="0"/>
@@ -6226,7 +6267,7 @@
         </w:trPr>
         <w:tc>
           <w:tcPr>
-            <w:tcW w:type="dxa" w:w="2500"/>
+            <w:tcW w:type="dxa" w:w="2150"/>
             <w:tcBorders>
               <w:top w:val="single" w:color="DCE3EA" w:sz="2"/>
               <w:left w:val="none" w:color="FFFFFF" w:sz="0"/>
@@ -6264,7 +6305,7 @@
         </w:tc>
         <w:tc>
           <w:tcPr>
-            <w:tcW w:type="dxa" w:w="3000"/>
+            <w:tcW w:type="dxa" w:w="2800"/>
             <w:tcBorders>
               <w:top w:val="single" w:color="DCE3EA" w:sz="2"/>
               <w:left w:val="none" w:color="FFFFFF" w:sz="0"/>
@@ -6302,7 +6343,7 @@
         </w:tc>
         <w:tc>
           <w:tcPr>
-            <w:tcW w:type="dxa" w:w="1400"/>
+            <w:tcW w:type="dxa" w:w="1950"/>
             <w:tcBorders>
               <w:top w:val="single" w:color="DCE3EA" w:sz="2"/>
               <w:left w:val="none" w:color="FFFFFF" w:sz="0"/>
@@ -6385,7 +6426,7 @@
         </w:trPr>
         <w:tc>
           <w:tcPr>
-            <w:tcW w:type="dxa" w:w="2500"/>
+            <w:tcW w:type="dxa" w:w="2150"/>
             <w:tcBorders>
               <w:top w:val="single" w:color="DCE3EA" w:sz="2"/>
               <w:left w:val="none" w:color="FFFFFF" w:sz="0"/>
@@ -6423,7 +6464,7 @@
         </w:tc>
         <w:tc>
           <w:tcPr>
-            <w:tcW w:type="dxa" w:w="3000"/>
+            <w:tcW w:type="dxa" w:w="2800"/>
             <w:tcBorders>
               <w:top w:val="single" w:color="DCE3EA" w:sz="2"/>
               <w:left w:val="none" w:color="FFFFFF" w:sz="0"/>
@@ -6461,7 +6502,7 @@
         </w:tc>
         <w:tc>
           <w:tcPr>
-            <w:tcW w:type="dxa" w:w="1400"/>
+            <w:tcW w:type="dxa" w:w="1950"/>
             <w:tcBorders>
               <w:top w:val="single" w:color="DCE3EA" w:sz="2"/>
               <w:left w:val="none" w:color="FFFFFF" w:sz="0"/>
@@ -7011,7 +7052,7 @@
                 <w:sz w:val="19"/>
                 <w:szCs w:val="19"/>
               </w:rPr>
-              <w:t xml:space="preserve">1,5 – 2,0 bar (nagy rendszernél a tervezett érték)</w:t>
+              <w:t xml:space="preserve">1,5 – 2,0 bar (nagy rendszernél a tervezett érték)</w:t>
             </w:r>
           </w:p>
         </w:tc>
@@ -7959,7 +8000,7 @@
                 <w:sz w:val="19"/>
                 <w:szCs w:val="19"/>
               </w:rPr>
-              <w:t xml:space="preserve">A vízhőmérséklet 70 °C alá esik; a „b” gyakran magától megszűnik</w:t>
+              <w:t xml:space="preserve">A vízhőmérséklet 70 °C alá esik; a „b” gyakran magától megszűnik</w:t>
             </w:r>
           </w:p>
         </w:tc>
@@ -8274,7 +8315,7 @@
                 <w:sz w:val="21"/>
                 <w:szCs w:val="21"/>
               </w:rPr>
-              <w:t xml:space="preserve">✔  Ha a „b” magától megszűnik</w:t>
+              <w:t xml:space="preserve">✓  Ha a „b” magától megszűnik</w:t>
             </w:r>
           </w:p>
           <w:p>
@@ -8521,7 +8562,7 @@
           <w:sz w:val="20"/>
           <w:szCs w:val="20"/>
         </w:rPr>
-        <w:t xml:space="preserve">Az előremenő és visszatérő hőmérséklet-különbség (ΔT) mérése üzem közben; öntvényes kazánnál jellemzően 15–20 °C körüli érték az elvárt.</w:t>
+        <w:t xml:space="preserve">Az előremenő és visszatérő hőmérséklet-különbség (ΔT) mérése üzem közben; öntvényes kazánnál jellemzően 15–20 °C körüli érték az elvárt.</w:t>
       </w:r>
     </w:p>
     <w:p>
@@ -11400,7 +11441,7 @@
                 <w:sz w:val="20"/>
                 <w:szCs w:val="20"/>
               </w:rPr>
-              <w:t xml:space="preserve">A kódtáblázat és a védelmi küszöbök modellenként és vezérlőgeneráción­ként eltérhetnek. A fentiek a Remeha Gas ECO sorozat (Gas 210 / 310 / 610 ECO és rokon típusok) gyári műszaki dokumentációjából származó, nyilvánosan elérhető adatokon alapulnak. A száz százalékig pontos értelmezéshez a készülék típustábláján szereplő konkrét típushoz tartozó géptkönyv „blokkolási kódok” táblázata az irányadó.</w:t>
+              <w:t xml:space="preserve">A kódtáblázat és a védelmi küszöbök modellenként és vezérlőgeneráción­ként eltérhetnek. A fentiek a Remeha Gas ECO sorozat (Gas 210 / 310 / 610 ECO és rokon típusok) gyári műszaki dokumentációjából származó, nyilvánosan elérhető adatokon alapulnak. A száz százalékig pontos értelmezéshez a készülék típustábláján szereplő konkrét típushoz tartozó gépkönyv „blokkolási kódok” táblázata az irányadó.</w:t>
             </w:r>
           </w:p>
           <w:p>
@@ -11673,7 +11714,7 @@
                 <w:sz w:val="20"/>
                 <w:szCs w:val="20"/>
               </w:rPr>
-              <w:t xml:space="preserve">A kazán nem „elromlott”, hanem megvédte magát. A „b” kód átmeneti blokkolás, a 94 °C pedig annak oka: a hő nem tud elég gyorsan távozni a kazántestből. Az elsődleges teendő a vízkeringetés helyreállítása — ezt követően a készülék önállóan visszatér normál üzembe.</w:t>
+              <w:t xml:space="preserve">A kazán nem „elromlott”, hanem megvédte magát. A „b” kód átmeneti blokkolás, a 94 °C pedig annak oka: a hő nem tud elég gyorsan távozni a kazántestből. Az elsődleges teendő a vízkeringetés helyreállítása — ezt követően a készülék önállóan visszatér normál üzembe.</w:t>
             </w:r>
           </w:p>
         </w:tc>
@@ -12036,6 +12077,7 @@
         <w:color w:val="33455A"/>
         <w:sz w:val="20"/>
         <w:szCs w:val="20"/>
+        <w:lang w:val="hu-HU"/>
       </w:rPr>
     </w:rPrDefault>
     <w:pPrDefault/>
